--- a/REVISI_HAL04_SAMPUL_DALAM.docx
+++ b/REVISI_HAL04_SAMPUL_DALAM.docx
@@ -34,7 +34,7 @@
         <w:rPr>
           <w:rFonts w:ascii="Scheherazade New" w:hAnsi="Scheherazade New"/>
           <w:color w:val="1A237E"/>
-          <w:sz w:val="28"/>
+          <w:sz w:val="25"/>
         </w:rPr>
         <w:t>فَوَائِدُ وَمُجَرَّبَاتُ</w:t>
       </w:r>
@@ -55,7 +55,7 @@
         <w:rPr>
           <w:rFonts w:ascii="Scheherazade New" w:hAnsi="Scheherazade New"/>
           <w:color w:val="1A237E"/>
-          <w:sz w:val="28"/>
+          <w:sz w:val="25"/>
         </w:rPr>
         <w:t>الشَّيْخِ الْبَشِيرِ</w:t>
       </w:r>
@@ -85,7 +85,7 @@
           <w:color w:val="1A237E"/>
           <w:sz w:val="18"/>
         </w:rPr>
-        <w:t>ash-Shaykhi al-Bashīri</w:t>
+        <w:t>asy-Syaykhi al-Basyīri</w:t>
       </w:r>
     </w:p>
     <w:p>
@@ -137,8 +137,6 @@
     <w:p>
       <w:r>
         <w:rPr>
-          <w:rFonts w:ascii="Calibri" w:hAnsi="Calibri"/>
-          <w:i w:val="0"/>
           <w:sz w:val="17"/>
         </w:rPr>
         <w:t>Halaman pembatas: menandai masuknya bab utama kitab — kumpulan faedah dan amalan mujarrabat dari Syeikh Al-Basyir.</w:t>
@@ -155,8 +153,6 @@
     <w:p>
       <w:r>
         <w:rPr>
-          <w:rFonts w:ascii="Calibri" w:hAnsi="Calibri"/>
-          <w:i w:val="0"/>
           <w:sz w:val="17"/>
         </w:rPr>
         <w:t>Halaman sampul dalam tidak ada amalan khusus — hanya penanda judul bab. Tidak ada wirid pada halaman ini.</w:t>
@@ -166,7 +162,7 @@
       <w:headerReference w:type="default" r:id="rId9"/>
       <w:footerReference w:type="default" r:id="rId10"/>
       <w:pgSz w:w="11909" w:h="16834"/>
-      <w:pgMar w:top="864" w:right="1008" w:bottom="864" w:left="1008" w:header="432" w:footer="432" w:gutter="0"/>
+      <w:pgMar w:top="792" w:right="936" w:bottom="792" w:left="936" w:header="432" w:footer="432" w:gutter="0"/>
       <w:cols w:space="720"/>
       <w:docGrid w:linePitch="360"/>
     </w:sectPr>
@@ -191,7 +187,7 @@
         <w:color w:val="757575"/>
         <w:sz w:val="12"/>
       </w:rPr>
-      <w:t xml:space="preserve"> — HALAMAN 04 — SAMPUL DALAM — فَوَائِدُ وَمُجَرَّبَاتُ الشَّيْخِ الْبَشِيرِ — isi kitab saja</w:t>
+      <w:t xml:space="preserve"> — REVISI_HAL04_SAMPUL_DALAM</w:t>
     </w:r>
   </w:p>
 </w:ftr>
@@ -210,7 +206,7 @@
         <w:color w:val="6D4C41"/>
         <w:sz w:val="13"/>
       </w:rPr>
-      <w:t>Anwār ash-Shaykh al-Bashīr — HALAMAN 04 — SAMPUL DALAM — فَوَائِدُ وَمُجَرَّبَاتُ الشَّيْخِ الْبَشِيرِ — arab • latin • Terjemahan</w:t>
+      <w:t>Anwār ash-Shaykh al-Bashīr — HALAMAN 04 — SAMPUL DALAM — فَوَائِدُ وَمُجَرَّبَاتُ ال</w:t>
     </w:r>
   </w:p>
 </w:hdr>
@@ -580,7 +576,7 @@
     <w:qFormat/>
     <w:rsid w:val="00FC693F"/>
     <w:pPr>
-      <w:spacing w:after="80" w:line="259" w:lineRule="auto"/>
+      <w:spacing w:after="60" w:line="259" w:lineRule="auto"/>
     </w:pPr>
     <w:rPr>
       <w:rFonts w:ascii="Calibri" w:hAnsi="Calibri"/>
@@ -643,7 +639,7 @@
     <w:pPr>
       <w:keepNext/>
       <w:keepLines/>
-      <w:spacing w:before="120" w:after="60"/>
+      <w:spacing w:before="100" w:after="40"/>
       <w:outlineLvl w:val="0"/>
     </w:pPr>
     <w:rPr>
@@ -651,7 +647,7 @@
       <w:b/>
       <w:bCs/>
       <w:color w:val="1B5E20"/>
-      <w:sz w:val="32"/>
+      <w:sz w:val="30"/>
       <w:szCs w:val="28"/>
     </w:rPr>
   </w:style>
@@ -667,7 +663,7 @@
     <w:pPr>
       <w:keepNext/>
       <w:keepLines/>
-      <w:spacing w:before="120" w:after="60"/>
+      <w:spacing w:before="100" w:after="40"/>
       <w:outlineLvl w:val="1"/>
     </w:pPr>
     <w:rPr>
